--- a/examples/test.docx
+++ b/examples/test.docx
@@ -904,14 +904,15 @@
     </w:lvl>
     <w:lvl w:ilvl="4">
       <w:start w:val="1"/>
-      <w:numFmt w:val="aiueoFullWidth"/>
-      <w:lvlText w:val="(%5)"/>
+      <w:numFmt w:val="decimalEnclosedCircle"/>
+      <w:lvlText w:val="%5"/>
       <w:lvlJc w:val="left"/>
       <w:pPr>
         <w:rPr/>
         <w:ind w:left="2100" w:right="0" w:hanging="420"/>
       </w:pPr>
       <w:rPr/>
+      <w:pStyle w:val="5"/>
     </w:lvl>
     <w:lvl w:ilvl="5">
       <w:start w:val="1"/>
@@ -1132,6 +1133,27 @@
     <w:qFormat/>
     <w:basedOn w:val="Normal"/>
   </w:style>
+  <w:style w:type="paragraph" w:styleId="5">
+    <w:name w:val="heading 5"/>
+    <w:rPr>
+      <w:sz w:val="21"/>
+      <w:szCs w:val="21"/>
+      <w:b/>
+      <w:bCs/>
+      <w:rFonts w:eastAsia="游ゴシック"/>
+    </w:rPr>
+    <w:pPr>
+      <w:rPr/>
+      <w:numPr>
+        <w:numId w:val="2"/>
+        <w:ilvl w:val="4"/>
+      </w:numPr>
+      <w:outlineLvl w:val="4"/>
+    </w:pPr>
+    <w:next w:val="Normal"/>
+    <w:qFormat/>
+    <w:basedOn w:val="Normal"/>
+  </w:style>
   <w:style w:type="paragraph" w:styleId="BulletList">
     <w:name w:val="Bullet List"/>
     <w:rPr/>
